--- a/round1/output/docx_sections/Assessment Assessment Supervisors.docx
+++ b/round1/output/docx_sections/Assessment Assessment Supervisors.docx
@@ -8,7 +8,7 @@
       </w:pPr>
       <w:r>
         <w:rPr>
-          <w:rFonts w:ascii="Aptos Display" w:hAnsi="Aptos Display"/>
+          <w:rFonts w:ascii="Aptos" w:hAnsi="Aptos"/>
           <w:b w:val="0"/>
           <w:i w:val="0"/>
           <w:color w:val="0F4761"/>
@@ -78,9 +78,6 @@
     </w:p>
     <w:p>
       <w:pPr/>
-    </w:p>
-    <w:p>
-      <w:pPr/>
       <w:r>
         <w:rPr>
           <w:rFonts w:ascii="Aptos" w:hAnsi="Aptos"/>
@@ -94,16 +91,73 @@
       <w:r>
         <w:rPr>
           <w:rFonts w:ascii="Aptos" w:hAnsi="Aptos"/>
-          <w:b w:val="0"/>
-          <w:i w:val="0"/>
-          <w:color w:val="000000"/>
           <w:sz w:val="24"/>
         </w:rPr>
-        <w:t>The Assessment Department primarily supports property assessment activities related to permits, property improvements, occupancy changes, and property valuation. Their work focuses on researching historical permit and property information, monitoring permit activity throughout the year, evaluating changes that affect assessed value, and updating parcel information following subdivisions and property changes.</w:t>
+        <w:t xml:space="preserve">The Assessment team primarily uses IPS to research permits and historical property information that may affect property assessments. Their work is </w:t>
       </w:r>
-    </w:p>
-    <w:p>
-      <w:pPr/>
+      <w:r>
+        <w:rPr>
+          <w:rFonts w:ascii="Aptos" w:hAnsi="Aptos"/>
+          <w:sz w:val="24"/>
+        </w:rPr>
+        <w:t>largely driven</w:t>
+      </w:r>
+      <w:r>
+        <w:rPr>
+          <w:rFonts w:ascii="Aptos" w:hAnsi="Aptos"/>
+          <w:sz w:val="24"/>
+        </w:rPr>
+        <w:t xml:space="preserve"> by </w:t>
+      </w:r>
+      <w:r>
+        <w:rPr>
+          <w:rFonts w:ascii="Aptos" w:hAnsi="Aptos"/>
+          <w:sz w:val="24"/>
+        </w:rPr>
+        <w:t>permit</w:t>
+      </w:r>
+      <w:r>
+        <w:rPr>
+          <w:rFonts w:ascii="Aptos" w:hAnsi="Aptos"/>
+          <w:sz w:val="24"/>
+        </w:rPr>
+        <w:t xml:space="preserve"> activity and includes reviewing historical permits, Certificates of Occupancy (</w:t>
+      </w:r>
+      <w:r>
+        <w:rPr>
+          <w:rFonts w:ascii="Aptos" w:hAnsi="Aptos"/>
+          <w:sz w:val="24"/>
+        </w:rPr>
+        <w:t>CofO</w:t>
+      </w:r>
+      <w:r>
+        <w:rPr>
+          <w:rFonts w:ascii="Aptos" w:hAnsi="Aptos"/>
+          <w:sz w:val="24"/>
+        </w:rPr>
+        <w:t xml:space="preserve">), Certificates of Compliance (CofC), surveys, and property records. They also research parcel history, review </w:t>
+      </w:r>
+      <w:r>
+        <w:rPr>
+          <w:rFonts w:ascii="Aptos" w:hAnsi="Aptos"/>
+          <w:sz w:val="24"/>
+        </w:rPr>
+        <w:t>resubdivisions</w:t>
+      </w:r>
+      <w:r>
+        <w:rPr>
+          <w:rFonts w:ascii="Aptos" w:hAnsi="Aptos"/>
+          <w:sz w:val="24"/>
+        </w:rPr>
+        <w:t xml:space="preserve"> with Engineering, and monitor property changes that may require reassessment</w:t>
+      </w:r>
+      <w:r>
+        <w:rPr>
+          <w:rFonts w:ascii="Aptos" w:hAnsi="Aptos"/>
+          <w:sz w:val="24"/>
+        </w:rPr>
+        <w:t xml:space="preserve">.  </w:t>
+      </w:r>
     </w:p>
     <w:p>
       <w:pPr>
@@ -126,23 +180,13 @@
       </w:pPr>
       <w:r>
         <w:rPr>
-          <w:rFonts w:ascii="Aptos" w:hAnsi="Aptos"/>
           <w:b/>
-          <w:i w:val="0"/>
-          <w:color w:val="000000"/>
-          <w:sz w:val="24"/>
         </w:rPr>
         <w:t>Permit Review:</w:t>
       </w:r>
       <w:r>
-        <w:rPr>
-          <w:rFonts w:ascii="Aptos" w:hAnsi="Aptos"/>
-          <w:b w:val="0"/>
-          <w:i w:val="0"/>
-          <w:color w:val="000000"/>
-          <w:sz w:val="24"/>
-        </w:rPr>
-        <w:t xml:space="preserve"> Review permits to identify changes that may affect property assessments.</w:t>
+        <w:rPr/>
+        <w:t xml:space="preserve"> Review permits related to additions and work completed with or without permits.</w:t>
       </w:r>
     </w:p>
     <w:p>
@@ -151,23 +195,13 @@
       </w:pPr>
       <w:r>
         <w:rPr>
-          <w:rFonts w:ascii="Aptos" w:hAnsi="Aptos"/>
           <w:b/>
-          <w:i w:val="0"/>
-          <w:color w:val="000000"/>
-          <w:sz w:val="24"/>
         </w:rPr>
-        <w:t>Property Assessment:</w:t>
+        <w:t>Historical Property Research:</w:t>
       </w:r>
       <w:r>
-        <w:rPr>
-          <w:rFonts w:ascii="Aptos" w:hAnsi="Aptos"/>
-          <w:b w:val="0"/>
-          <w:i w:val="0"/>
-          <w:color w:val="000000"/>
-          <w:sz w:val="24"/>
-        </w:rPr>
-        <w:t xml:space="preserve"> Evaluate new construction, additions, demolitions, and occupancy changes that impact assessed value.</w:t>
+        <w:rPr/>
+        <w:t xml:space="preserve"> Research historical permits, Certificates of Occupancy, Certificates of Compliance, surveys, and property records.</w:t>
       </w:r>
     </w:p>
     <w:p>
@@ -176,23 +210,13 @@
       </w:pPr>
       <w:r>
         <w:rPr>
-          <w:rFonts w:ascii="Aptos" w:hAnsi="Aptos"/>
           <w:b/>
-          <w:i w:val="0"/>
-          <w:color w:val="000000"/>
-          <w:sz w:val="24"/>
         </w:rPr>
-        <w:t>Property Research:</w:t>
+        <w:t>Property History Review:</w:t>
       </w:r>
       <w:r>
-        <w:rPr>
-          <w:rFonts w:ascii="Aptos" w:hAnsi="Aptos"/>
-          <w:b w:val="0"/>
-          <w:i w:val="0"/>
-          <w:color w:val="000000"/>
-          <w:sz w:val="24"/>
-        </w:rPr>
-        <w:t xml:space="preserve"> Research historical permits, Certificates of Occupancy (CofO), Certificates of Compliance (CofC), surveys, and property history.</w:t>
+        <w:rPr/>
+        <w:t xml:space="preserve"> Determine whether property use or occupancy has changed since previous approvals.</w:t>
       </w:r>
     </w:p>
     <w:p>
@@ -201,23 +225,13 @@
       </w:pPr>
       <w:r>
         <w:rPr>
-          <w:rFonts w:ascii="Aptos" w:hAnsi="Aptos"/>
           <w:b/>
-          <w:i w:val="0"/>
-          <w:color w:val="000000"/>
-          <w:sz w:val="24"/>
         </w:rPr>
         <w:t>Parcel Management:</w:t>
       </w:r>
       <w:r>
-        <w:rPr>
-          <w:rFonts w:ascii="Aptos" w:hAnsi="Aptos"/>
-          <w:b w:val="0"/>
-          <w:i w:val="0"/>
-          <w:color w:val="000000"/>
-          <w:sz w:val="24"/>
-        </w:rPr>
-        <w:t xml:space="preserve"> Create and maintain parcel records following subdivisions and lot changes.</w:t>
+        <w:rPr/>
+        <w:t xml:space="preserve"> Add new parcels into RPS following county resubdivisions.</w:t>
       </w:r>
     </w:p>
     <w:p>
@@ -226,23 +240,13 @@
       </w:pPr>
       <w:r>
         <w:rPr>
-          <w:rFonts w:ascii="Aptos" w:hAnsi="Aptos"/>
           <w:b/>
-          <w:i w:val="0"/>
-          <w:color w:val="000000"/>
-          <w:sz w:val="24"/>
         </w:rPr>
-        <w:t>Occupancy Verification:</w:t>
+        <w:t>Reassessment Review:</w:t>
       </w:r>
       <w:r>
-        <w:rPr>
-          <w:rFonts w:ascii="Aptos" w:hAnsi="Aptos"/>
-          <w:b w:val="0"/>
-          <w:i w:val="0"/>
-          <w:color w:val="000000"/>
-          <w:sz w:val="24"/>
-        </w:rPr>
-        <w:t xml:space="preserve"> Verify occupancy changes and legal use of properties.</w:t>
+        <w:rPr/>
+        <w:t xml:space="preserve"> Review properties when occupancy changes or property improvements may trigger reassessment.</w:t>
       </w:r>
     </w:p>
     <w:p>
@@ -251,52 +255,34 @@
       </w:pPr>
       <w:r>
         <w:rPr>
-          <w:rFonts w:ascii="Aptos" w:hAnsi="Aptos"/>
           <w:b/>
-          <w:i w:val="0"/>
-          <w:color w:val="000000"/>
-          <w:sz w:val="24"/>
         </w:rPr>
-        <w:t>Property Valuation:</w:t>
+        <w:t>Interdepartmental Coordination:</w:t>
       </w:r>
       <w:r>
-        <w:rPr>
-          <w:rFonts w:ascii="Aptos" w:hAnsi="Aptos"/>
-          <w:b w:val="0"/>
-          <w:i w:val="0"/>
-          <w:color w:val="000000"/>
-          <w:sz w:val="24"/>
-        </w:rPr>
-        <w:t xml:space="preserve"> Determine property value changes based on market activity and property improvements.</w:t>
-      </w:r>
-    </w:p>
-    <w:p>
-      <w:pPr>
-        <w:pStyle w:val="ListParagraph"/>
-      </w:pPr>
-      <w:r>
-        <w:rPr>
-          <w:rFonts w:ascii="Aptos" w:hAnsi="Aptos"/>
-          <w:b/>
-          <w:i w:val="0"/>
-          <w:color w:val="000000"/>
-          <w:sz w:val="24"/>
-        </w:rPr>
-        <w:t>Interdepartmental Support:</w:t>
+        <w:rPr/>
+        <w:t xml:space="preserve"> Work with Engineering on </w:t>
       </w:r>
       <w:r>
-        <w:rPr>
-          <w:rFonts w:ascii="Aptos" w:hAnsi="Aptos"/>
-          <w:b w:val="0"/>
-          <w:i w:val="0"/>
-          <w:color w:val="000000"/>
-          <w:sz w:val="24"/>
-        </w:rPr>
-        <w:t xml:space="preserve"> Provide assessment information to DPW, Engineering, and other City departments.</w:t>
+        <w:rPr/>
+        <w:t>resubdivision</w:t>
       </w:r>
-    </w:p>
-    <w:p>
-      <w:pPr/>
+      <w:r>
+        <w:rPr/>
+        <w:t xml:space="preserve"> maps and respond to requests from DPW </w:t>
+      </w:r>
+      <w:r>
+        <w:rPr/>
+        <w:t>regarding</w:t>
+      </w:r>
+      <w:r>
+        <w:rPr/>
+        <w:t xml:space="preserve"> property information</w:t>
+      </w:r>
+      <w:r>
+        <w:rPr/>
+        <w:t xml:space="preserve">.  </w:t>
+      </w:r>
     </w:p>
     <w:p>
       <w:pPr>
@@ -334,23 +320,13 @@
       </w:pPr>
       <w:r>
         <w:rPr>
-          <w:rFonts w:ascii="Aptos" w:hAnsi="Aptos"/>
           <w:b/>
-          <w:i w:val="0"/>
-          <w:color w:val="000000"/>
-          <w:sz w:val="24"/>
         </w:rPr>
         <w:t>Permit Monitoring:</w:t>
       </w:r>
       <w:r>
-        <w:rPr>
-          <w:rFonts w:ascii="Aptos" w:hAnsi="Aptos"/>
-          <w:b w:val="0"/>
-          <w:i w:val="0"/>
-          <w:color w:val="000000"/>
-          <w:sz w:val="24"/>
-        </w:rPr>
-        <w:t xml:space="preserve"> Monitor permit activity throughout the year to identify properties requiring review.</w:t>
+        <w:rPr/>
+        <w:t xml:space="preserve"> Review permits throughout the year, with most work initiated by permit activity.</w:t>
       </w:r>
     </w:p>
     <w:p>
@@ -359,23 +335,13 @@
       </w:pPr>
       <w:r>
         <w:rPr>
-          <w:rFonts w:ascii="Aptos" w:hAnsi="Aptos"/>
           <w:b/>
-          <w:i w:val="0"/>
-          <w:color w:val="000000"/>
-          <w:sz w:val="24"/>
         </w:rPr>
-        <w:t>Subdivision Processing:</w:t>
+        <w:t>Historical Research:</w:t>
       </w:r>
       <w:r>
-        <w:rPr>
-          <w:rFonts w:ascii="Aptos" w:hAnsi="Aptos"/>
-          <w:b w:val="0"/>
-          <w:i w:val="0"/>
-          <w:color w:val="000000"/>
-          <w:sz w:val="24"/>
-        </w:rPr>
-        <w:t xml:space="preserve"> Receive subdivision information from the County and create new parcel records within the assessment system.</w:t>
+        <w:rPr/>
+        <w:t xml:space="preserve"> Review historical permits and documents in OnBase when researching properties.</w:t>
       </w:r>
     </w:p>
     <w:p>
@@ -384,23 +350,13 @@
       </w:pPr>
       <w:r>
         <w:rPr>
-          <w:rFonts w:ascii="Aptos" w:hAnsi="Aptos"/>
           <w:b/>
-          <w:i w:val="0"/>
-          <w:color w:val="000000"/>
-          <w:sz w:val="24"/>
         </w:rPr>
-        <w:t>Property Research:</w:t>
+        <w:t>Property Review:</w:t>
       </w:r>
       <w:r>
-        <w:rPr>
-          <w:rFonts w:ascii="Aptos" w:hAnsi="Aptos"/>
-          <w:b w:val="0"/>
-          <w:i w:val="0"/>
-          <w:color w:val="000000"/>
-          <w:sz w:val="24"/>
-        </w:rPr>
-        <w:t xml:space="preserve"> Review permits, certificates, surveys, and historical records before conducting assessments.</w:t>
+        <w:rPr/>
+        <w:t xml:space="preserve"> Research properties that are for sale, vacant, or have occupancy questions.</w:t>
       </w:r>
     </w:p>
     <w:p>
@@ -409,23 +365,48 @@
       </w:pPr>
       <w:r>
         <w:rPr>
-          <w:rFonts w:ascii="Aptos" w:hAnsi="Aptos"/>
           <w:b/>
-          <w:i w:val="0"/>
-          <w:color w:val="000000"/>
-          <w:sz w:val="24"/>
         </w:rPr>
-        <w:t>Permit Prioritization:</w:t>
+        <w:t>Resubdivision Processing:</w:t>
       </w:r>
       <w:r>
+        <w:rPr/>
+        <w:t xml:space="preserve"> Receive resubdivision information from the County and add new parcels into RPS.</w:t>
+      </w:r>
+    </w:p>
+    <w:p>
+      <w:pPr>
+        <w:pStyle w:val="ListParagraph"/>
+      </w:pPr>
+      <w:r>
         <w:rPr>
-          <w:rFonts w:ascii="Aptos" w:hAnsi="Aptos"/>
-          <w:b w:val="0"/>
-          <w:i w:val="0"/>
-          <w:color w:val="000000"/>
-          <w:sz w:val="24"/>
+          <w:b/>
         </w:rPr>
-        <w:t xml:space="preserve"> Prioritize new construction, additions, demolitions, and occupancy changes that may affect assessed values.</w:t>
+        <w:t>Seasonal Review:</w:t>
+      </w:r>
+      <w:r>
+        <w:rPr/>
+        <w:t xml:space="preserve"> Perform </w:t>
+      </w:r>
+      <w:r>
+        <w:rPr/>
+        <w:t>additional</w:t>
+      </w:r>
+      <w:r>
+        <w:rPr/>
+        <w:t xml:space="preserve"> permit reviews later in the year to </w:t>
+      </w:r>
+      <w:r>
+        <w:rPr/>
+        <w:t>determine</w:t>
+      </w:r>
+      <w:r>
+        <w:rPr/>
+        <w:t xml:space="preserve"> whether completed work should be assessed</w:t>
+      </w:r>
+      <w:r>
+        <w:rPr/>
+        <w:t xml:space="preserve">.  </w:t>
       </w:r>
     </w:p>
     <w:p>
@@ -440,22 +421,7 @@
           <w:color w:val="000000"/>
           <w:sz w:val="24"/>
         </w:rPr>
-        <w:t>Inspection: Assessment staff do not perform Code Enforcement inspections but conduct field reviews to verify property characteristics and valuation.</w:t>
-      </w:r>
-    </w:p>
-    <w:p>
-      <w:pPr>
-        <w:pStyle w:val="ListParagraph"/>
-      </w:pPr>
-      <w:r>
-        <w:rPr>
-          <w:rFonts w:ascii="Aptos" w:hAnsi="Aptos"/>
-          <w:b/>
-          <w:i w:val="0"/>
-          <w:color w:val="000000"/>
-          <w:sz w:val="24"/>
-        </w:rPr>
-        <w:t>Field Verification:</w:t>
+        <w:t xml:space="preserve">Inspection: Assessment staff do not perform Code Enforcement inspections but conduct field reviews to verify property characteristics and </w:t>
       </w:r>
       <w:r>
         <w:rPr>
@@ -465,7 +431,7 @@
           <w:color w:val="000000"/>
           <w:sz w:val="24"/>
         </w:rPr>
-        <w:t xml:space="preserve"> Verify property conditions and improvements affecting assessed value.</w:t>
+        <w:t>valuation.</w:t>
       </w:r>
     </w:p>
     <w:p>
@@ -474,13 +440,62 @@
       </w:pPr>
       <w:r>
         <w:rPr>
-          <w:rFonts w:ascii="Aptos" w:hAnsi="Aptos"/>
           <w:b/>
-          <w:i w:val="0"/>
-          <w:color w:val="000000"/>
-          <w:sz w:val="24"/>
         </w:rPr>
-        <w:t>Construction Review:</w:t>
+        <w:t>Field Review:</w:t>
+      </w:r>
+      <w:r>
+        <w:rPr/>
+        <w:t xml:space="preserve"> Visit properties when necessary to verify completed work.</w:t>
+      </w:r>
+    </w:p>
+    <w:p>
+      <w:pPr>
+        <w:pStyle w:val="ListParagraph"/>
+      </w:pPr>
+      <w:r>
+        <w:rPr>
+          <w:b/>
+        </w:rPr>
+        <w:t>Photo Review:</w:t>
+      </w:r>
+      <w:r>
+        <w:rPr/>
+        <w:t xml:space="preserve"> Use Cyclomedia and aerial imagery to review permit progress before visiting a property.</w:t>
+      </w:r>
+    </w:p>
+    <w:p>
+      <w:pPr>
+        <w:pStyle w:val="ListParagraph"/>
+      </w:pPr>
+      <w:r>
+        <w:rPr>
+          <w:b/>
+        </w:rPr>
+        <w:t>Property Verification:</w:t>
+      </w:r>
+      <w:r>
+        <w:rPr/>
+        <w:t xml:space="preserve"> Review completed additions, demolitions, and other visible property changes.</w:t>
+      </w:r>
+    </w:p>
+    <w:p>
+      <w:pPr>
+        <w:pStyle w:val="ListParagraph"/>
+      </w:pPr>
+      <w:r>
+        <w:rPr>
+          <w:b/>
+        </w:rPr>
+        <w:t>Occupancy Review:</w:t>
+      </w:r>
+      <w:r>
+        <w:rPr/>
+        <w:t xml:space="preserve"> Review occupancy changes that may affect reassessment decisions</w:t>
+      </w:r>
+      <w:r>
+        <w:rPr/>
+        <w:t xml:space="preserve">.  </w:t>
       </w:r>
       <w:r>
         <w:rPr>
@@ -490,57 +505,7 @@
           <w:color w:val="000000"/>
           <w:sz w:val="24"/>
         </w:rPr>
-        <w:t xml:space="preserve"> Review completed construction to determine market value impacts.</w:t>
-      </w:r>
-    </w:p>
-    <w:p>
-      <w:pPr>
-        <w:pStyle w:val="ListParagraph"/>
-      </w:pPr>
-      <w:r>
-        <w:rPr>
-          <w:rFonts w:ascii="Aptos" w:hAnsi="Aptos"/>
-          <w:b/>
-          <w:i w:val="0"/>
-          <w:color w:val="000000"/>
-          <w:sz w:val="24"/>
-        </w:rPr>
-        <w:t>Occupancy Verification:</w:t>
-      </w:r>
-      <w:r>
-        <w:rPr>
-          <w:rFonts w:ascii="Aptos" w:hAnsi="Aptos"/>
-          <w:b w:val="0"/>
-          <w:i w:val="0"/>
-          <w:color w:val="000000"/>
-          <w:sz w:val="24"/>
-        </w:rPr>
-        <w:t xml:space="preserve"> Review occupancy status when evaluating assessments.</w:t>
-      </w:r>
-    </w:p>
-    <w:p>
-      <w:pPr>
-        <w:pStyle w:val="ListParagraph"/>
-      </w:pPr>
-      <w:r>
-        <w:rPr>
-          <w:rFonts w:ascii="Aptos" w:hAnsi="Aptos"/>
-          <w:b/>
-          <w:i w:val="0"/>
-          <w:color w:val="000000"/>
-          <w:sz w:val="24"/>
-        </w:rPr>
-        <w:t>Photo Review:</w:t>
-      </w:r>
-      <w:r>
-        <w:rPr>
-          <w:rFonts w:ascii="Aptos" w:hAnsi="Aptos"/>
-          <w:b w:val="0"/>
-          <w:i w:val="0"/>
-          <w:color w:val="000000"/>
-          <w:sz w:val="24"/>
-        </w:rPr>
-        <w:t xml:space="preserve"> Use Cyclomedia imagery and aerial photography to evaluate permit progress before conducting field visits.  </w:t>
+        <w:t xml:space="preserve">  </w:t>
       </w:r>
     </w:p>
     <w:p>
@@ -564,23 +529,13 @@
       </w:pPr>
       <w:r>
         <w:rPr>
-          <w:rFonts w:ascii="Aptos" w:hAnsi="Aptos"/>
           <w:b/>
-          <w:i w:val="0"/>
-          <w:color w:val="000000"/>
-          <w:sz w:val="24"/>
         </w:rPr>
-        <w:t>Historical Permit Research:</w:t>
+        <w:t>Historical Permit Review:</w:t>
       </w:r>
       <w:r>
-        <w:rPr>
-          <w:rFonts w:ascii="Aptos" w:hAnsi="Aptos"/>
-          <w:b w:val="0"/>
-          <w:i w:val="0"/>
-          <w:color w:val="000000"/>
-          <w:sz w:val="24"/>
-        </w:rPr>
-        <w:t xml:space="preserve"> Review historical permits, Certificates of Occupancy, Certificates of Compliance, and surveys.</w:t>
+        <w:rPr/>
+        <w:t xml:space="preserve"> Review historical permits, CofOs, and CofCs.</w:t>
       </w:r>
     </w:p>
     <w:p>
@@ -589,23 +544,13 @@
       </w:pPr>
       <w:r>
         <w:rPr>
-          <w:rFonts w:ascii="Aptos" w:hAnsi="Aptos"/>
           <w:b/>
-          <w:i w:val="0"/>
-          <w:color w:val="000000"/>
-          <w:sz w:val="24"/>
         </w:rPr>
-        <w:t>Property History Review:</w:t>
+        <w:t>Property Research:</w:t>
       </w:r>
       <w:r>
-        <w:rPr>
-          <w:rFonts w:ascii="Aptos" w:hAnsi="Aptos"/>
-          <w:b w:val="0"/>
-          <w:i w:val="0"/>
-          <w:color w:val="000000"/>
-          <w:sz w:val="24"/>
-        </w:rPr>
-        <w:t xml:space="preserve"> Research previous property changes and historical records.</w:t>
+        <w:rPr/>
+        <w:t xml:space="preserve"> Research surveys, historical records, and previous approvals.</w:t>
       </w:r>
     </w:p>
     <w:p>
@@ -614,23 +559,13 @@
       </w:pPr>
       <w:r>
         <w:rPr>
-          <w:rFonts w:ascii="Aptos" w:hAnsi="Aptos"/>
           <w:b/>
-          <w:i w:val="0"/>
-          <w:color w:val="000000"/>
-          <w:sz w:val="24"/>
         </w:rPr>
-        <w:t>Parcel Maintenance:</w:t>
+        <w:t>Parcel Updates:</w:t>
       </w:r>
       <w:r>
-        <w:rPr>
-          <w:rFonts w:ascii="Aptos" w:hAnsi="Aptos"/>
-          <w:b w:val="0"/>
-          <w:i w:val="0"/>
-          <w:color w:val="000000"/>
-          <w:sz w:val="24"/>
-        </w:rPr>
-        <w:t xml:space="preserve"> Create and update parcel records after subdivisions.</w:t>
+        <w:rPr/>
+        <w:t xml:space="preserve"> Add new parcels following resubdivisions.</w:t>
       </w:r>
     </w:p>
     <w:p>
@@ -639,23 +574,13 @@
       </w:pPr>
       <w:r>
         <w:rPr>
-          <w:rFonts w:ascii="Aptos" w:hAnsi="Aptos"/>
           <w:b/>
-          <w:i w:val="0"/>
-          <w:color w:val="000000"/>
-          <w:sz w:val="24"/>
         </w:rPr>
-        <w:t>Assessment Updates:</w:t>
+        <w:t>Property Monitoring:</w:t>
       </w:r>
       <w:r>
-        <w:rPr>
-          <w:rFonts w:ascii="Aptos" w:hAnsi="Aptos"/>
-          <w:b w:val="0"/>
-          <w:i w:val="0"/>
-          <w:color w:val="000000"/>
-          <w:sz w:val="24"/>
-        </w:rPr>
-        <w:t xml:space="preserve"> Update assessments following qualifying property changes.</w:t>
+        <w:rPr/>
+        <w:t xml:space="preserve"> Monitor new construction, additions, demolitions, and renovations throughout the year.</w:t>
       </w:r>
     </w:p>
     <w:p>
@@ -664,23 +589,25 @@
       </w:pPr>
       <w:r>
         <w:rPr>
-          <w:rFonts w:ascii="Aptos" w:hAnsi="Aptos"/>
           <w:b/>
-          <w:i w:val="0"/>
-          <w:color w:val="000000"/>
-          <w:sz w:val="24"/>
         </w:rPr>
-        <w:t>Ownership Review:</w:t>
+        <w:t>Assessment Review:</w:t>
       </w:r>
       <w:r>
-        <w:rPr>
-          <w:rFonts w:ascii="Aptos" w:hAnsi="Aptos"/>
-          <w:b w:val="0"/>
-          <w:i w:val="0"/>
-          <w:color w:val="000000"/>
-          <w:sz w:val="24"/>
-        </w:rPr>
-        <w:t xml:space="preserve"> Review ownership and parcel information when needed.  </w:t>
+        <w:rPr/>
+        <w:t xml:space="preserve"> Review completed work to </w:t>
+      </w:r>
+      <w:r>
+        <w:rPr/>
+        <w:t>determine</w:t>
+      </w:r>
+      <w:r>
+        <w:rPr/>
+        <w:t xml:space="preserve"> whether reassessment is needed</w:t>
+      </w:r>
+      <w:r>
+        <w:rPr/>
+        <w:t xml:space="preserve">.  </w:t>
       </w:r>
     </w:p>
     <w:p>
@@ -695,7 +622,11 @@
           <w:color w:val="000000"/>
           <w:sz w:val="24"/>
         </w:rPr>
-        <w:t>Enforcement / non-compliance: Assessment does not perform enforcement but supports compliance by:</w:t>
+        <w:t xml:space="preserve">Enforcement / non-compliance: </w:t>
+      </w:r>
+      <w:r>
+        <w:rPr/>
+        <w:t>Assessment does not perform Enforcement activities.</w:t>
       </w:r>
     </w:p>
     <w:p>
@@ -704,23 +635,13 @@
       </w:pPr>
       <w:r>
         <w:rPr>
-          <w:rFonts w:ascii="Aptos" w:hAnsi="Aptos"/>
           <w:b/>
-          <w:i w:val="0"/>
-          <w:color w:val="000000"/>
-          <w:sz w:val="24"/>
         </w:rPr>
-        <w:t>Occupancy Verification:</w:t>
+        <w:t>Permit Review:</w:t>
       </w:r>
       <w:r>
-        <w:rPr>
-          <w:rFonts w:ascii="Aptos" w:hAnsi="Aptos"/>
-          <w:b w:val="0"/>
-          <w:i w:val="0"/>
-          <w:color w:val="000000"/>
-          <w:sz w:val="24"/>
-        </w:rPr>
-        <w:t xml:space="preserve"> Review occupancy changes that may affect assessments.</w:t>
+        <w:rPr/>
+        <w:t xml:space="preserve"> Review permits and property changes as part of assessment activities.</w:t>
       </w:r>
     </w:p>
     <w:p>
@@ -729,73 +650,25 @@
       </w:pPr>
       <w:r>
         <w:rPr>
-          <w:rFonts w:ascii="Aptos" w:hAnsi="Aptos"/>
           <w:b/>
-          <w:i w:val="0"/>
-          <w:color w:val="000000"/>
-          <w:sz w:val="24"/>
         </w:rPr>
-        <w:t>Permit Verification:</w:t>
+        <w:t>Property Review:</w:t>
       </w:r>
       <w:r>
-        <w:rPr>
-          <w:rFonts w:ascii="Aptos" w:hAnsi="Aptos"/>
-          <w:b w:val="0"/>
-          <w:i w:val="0"/>
-          <w:color w:val="000000"/>
-          <w:sz w:val="24"/>
-        </w:rPr>
-        <w:t xml:space="preserve"> Verify whether improvements requiring permits have occurred.</w:t>
-      </w:r>
-    </w:p>
-    <w:p>
-      <w:pPr>
-        <w:pStyle w:val="ListParagraph"/>
-      </w:pPr>
-      <w:r>
-        <w:rPr>
-          <w:rFonts w:ascii="Aptos" w:hAnsi="Aptos"/>
-          <w:b/>
-          <w:i w:val="0"/>
-          <w:color w:val="000000"/>
-          <w:sz w:val="24"/>
-        </w:rPr>
-        <w:t>Property Change Identification:</w:t>
+        <w:rPr/>
+        <w:t xml:space="preserve"> Review properties where work may have occurred without permits when </w:t>
       </w:r>
       <w:r>
-        <w:rPr>
-          <w:rFonts w:ascii="Aptos" w:hAnsi="Aptos"/>
-          <w:b w:val="0"/>
-          <w:i w:val="0"/>
-          <w:color w:val="000000"/>
-          <w:sz w:val="24"/>
-        </w:rPr>
-        <w:t xml:space="preserve"> Identify improvements that may not have been captured through permits.</w:t>
-      </w:r>
-    </w:p>
-    <w:p>
-      <w:pPr>
-        <w:pStyle w:val="ListParagraph"/>
-      </w:pPr>
-      <w:r>
-        <w:rPr>
-          <w:rFonts w:ascii="Aptos" w:hAnsi="Aptos"/>
-          <w:b/>
-          <w:i w:val="0"/>
-          <w:color w:val="000000"/>
-          <w:sz w:val="24"/>
-        </w:rPr>
-        <w:t>Assessment Support:</w:t>
+        <w:rPr/>
+        <w:t>identified</w:t>
       </w:r>
       <w:r>
-        <w:rPr>
-          <w:rFonts w:ascii="Aptos" w:hAnsi="Aptos"/>
-          <w:b w:val="0"/>
-          <w:i w:val="0"/>
-          <w:color w:val="000000"/>
-          <w:sz w:val="24"/>
-        </w:rPr>
-        <w:t xml:space="preserve"> Provide property information supporting other City departments.</w:t>
+        <w:rPr/>
+        <w:t xml:space="preserve"> through assessment activities</w:t>
+      </w:r>
+      <w:r>
+        <w:rPr/>
+        <w:t xml:space="preserve">.  </w:t>
       </w:r>
     </w:p>
     <w:p>
@@ -819,13 +692,47 @@
       </w:pPr>
       <w:r>
         <w:rPr>
-          <w:rFonts w:ascii="Aptos" w:hAnsi="Aptos"/>
           <w:b/>
-          <w:i w:val="0"/>
-          <w:color w:val="000000"/>
-          <w:sz w:val="24"/>
         </w:rPr>
-        <w:t>Department Coordination:</w:t>
+        <w:t>Engineering Coordination:</w:t>
+      </w:r>
+      <w:r>
+        <w:rPr/>
+        <w:t xml:space="preserve"> Work with Engineering on resubdivision maps and parcel history.</w:t>
+      </w:r>
+    </w:p>
+    <w:p>
+      <w:pPr>
+        <w:pStyle w:val="ListParagraph"/>
+      </w:pPr>
+      <w:r>
+        <w:rPr>
+          <w:b/>
+        </w:rPr>
+        <w:t>DPW Coordination:</w:t>
+      </w:r>
+      <w:r>
+        <w:rPr/>
+        <w:t xml:space="preserve"> Respond to DPW questions regarding property and occupancy information.</w:t>
+      </w:r>
+    </w:p>
+    <w:p>
+      <w:pPr>
+        <w:pStyle w:val="ListParagraph"/>
+      </w:pPr>
+      <w:r>
+        <w:rPr>
+          <w:b/>
+        </w:rPr>
+        <w:t>Internal Collaboration:</w:t>
+      </w:r>
+      <w:r>
+        <w:rPr/>
+        <w:t xml:space="preserve"> Coordinate with other City departments when researching property history</w:t>
+      </w:r>
+      <w:r>
+        <w:rPr/>
+        <w:t xml:space="preserve">.  </w:t>
       </w:r>
       <w:r>
         <w:rPr>
@@ -835,82 +742,7 @@
           <w:color w:val="000000"/>
           <w:sz w:val="24"/>
         </w:rPr>
-        <w:t xml:space="preserve"> Coordinate with Engineering, DPW, Code Enforcement, and other City departments.</w:t>
-      </w:r>
-    </w:p>
-    <w:p>
-      <w:pPr>
-        <w:pStyle w:val="ListParagraph"/>
-      </w:pPr>
-      <w:r>
-        <w:rPr>
-          <w:rFonts w:ascii="Aptos" w:hAnsi="Aptos"/>
-          <w:b/>
-          <w:i w:val="0"/>
-          <w:color w:val="000000"/>
-          <w:sz w:val="24"/>
-        </w:rPr>
-        <w:t>Property Research Support:</w:t>
-      </w:r>
-      <w:r>
-        <w:rPr>
-          <w:rFonts w:ascii="Aptos" w:hAnsi="Aptos"/>
-          <w:b w:val="0"/>
-          <w:i w:val="0"/>
-          <w:color w:val="000000"/>
-          <w:sz w:val="24"/>
-        </w:rPr>
-        <w:t xml:space="preserve"> Respond to requests for historical property information.</w:t>
-      </w:r>
-    </w:p>
-    <w:p>
-      <w:pPr>
-        <w:pStyle w:val="ListParagraph"/>
-      </w:pPr>
-      <w:r>
-        <w:rPr>
-          <w:rFonts w:ascii="Aptos" w:hAnsi="Aptos"/>
-          <w:b/>
-          <w:i w:val="0"/>
-          <w:color w:val="000000"/>
-          <w:sz w:val="24"/>
-        </w:rPr>
-        <w:t>Permit Coordination:</w:t>
-      </w:r>
-      <w:r>
-        <w:rPr>
-          <w:rFonts w:ascii="Aptos" w:hAnsi="Aptos"/>
-          <w:b w:val="0"/>
-          <w:i w:val="0"/>
-          <w:color w:val="000000"/>
-          <w:sz w:val="24"/>
-        </w:rPr>
-        <w:t xml:space="preserve"> Coordinate regarding permit activity affecting assessments.</w:t>
-      </w:r>
-    </w:p>
-    <w:p>
-      <w:pPr>
-        <w:pStyle w:val="ListParagraph"/>
-      </w:pPr>
-      <w:r>
-        <w:rPr>
-          <w:rFonts w:ascii="Aptos" w:hAnsi="Aptos"/>
-          <w:b/>
-          <w:i w:val="0"/>
-          <w:color w:val="000000"/>
-          <w:sz w:val="24"/>
-        </w:rPr>
-        <w:t>Internal Collaboration:</w:t>
-      </w:r>
-      <w:r>
-        <w:rPr>
-          <w:rFonts w:ascii="Aptos" w:hAnsi="Aptos"/>
-          <w:b w:val="0"/>
-          <w:i w:val="0"/>
-          <w:color w:val="000000"/>
-          <w:sz w:val="24"/>
-        </w:rPr>
-        <w:t xml:space="preserve"> Share parcel and assessment information across departments.  </w:t>
+        <w:t xml:space="preserve">  </w:t>
       </w:r>
     </w:p>
     <w:p>
@@ -1269,6 +1101,51 @@
       </w:r>
     </w:p>
     <w:p>
+      <w:pPr>
+        <w:pStyle w:val="ListParagraph"/>
+      </w:pPr>
+      <w:r>
+        <w:rPr>
+          <w:b/>
+        </w:rPr>
+        <w:t>Historical Property Research:</w:t>
+      </w:r>
+      <w:r>
+        <w:rPr/>
+        <w:t xml:space="preserve"> Research often requires reviewing permits, surveys, Engineering records, and historical documents together.</w:t>
+      </w:r>
+    </w:p>
+    <w:p>
+      <w:pPr>
+        <w:pStyle w:val="ListParagraph"/>
+      </w:pPr>
+      <w:r>
+        <w:rPr>
+          <w:b/>
+        </w:rPr>
+        <w:t>Resubdivision Coordination:</w:t>
+      </w:r>
+      <w:r>
+        <w:rPr/>
+        <w:t xml:space="preserve"> Parcel updates require coordination with Engineering and County mapping.</w:t>
+      </w:r>
+    </w:p>
+    <w:p>
+      <w:pPr>
+        <w:pStyle w:val="ListParagraph"/>
+      </w:pPr>
+      <w:r>
+        <w:rPr>
+          <w:b/>
+        </w:rPr>
+        <w:t>Permit-Driven Workload:</w:t>
+      </w:r>
+      <w:r>
+        <w:rPr/>
+        <w:t xml:space="preserve"> Most assessment work begins with permit activity, although unpermitted work may still be discovered.</w:t>
+      </w:r>
+    </w:p>
+    <w:p>
       <w:pPr/>
     </w:p>
     <w:p>
@@ -1278,7 +1155,7 @@
       <w:r>
         <w:rPr>
           <w:rFonts w:ascii="Aptos" w:hAnsi="Aptos"/>
-          <w:b/>
+          <w:b w:val="0"/>
           <w:i w:val="0"/>
           <w:color w:val="000000"/>
           <w:sz w:val="24"/>
@@ -1292,102 +1169,22 @@
       </w:pPr>
       <w:r>
         <w:rPr>
-          <w:rFonts w:ascii="Aptos" w:hAnsi="Aptos"/>
           <w:b/>
-          <w:i w:val="0"/>
-          <w:color w:val="000000"/>
-          <w:sz w:val="24"/>
         </w:rPr>
-        <w:t>Property Research Complexity:</w:t>
+        <w:t>Seasonal Review Process:</w:t>
       </w:r>
       <w:r>
-        <w:rPr>
-          <w:rFonts w:ascii="Aptos" w:hAnsi="Aptos"/>
-          <w:b w:val="0"/>
-          <w:i w:val="0"/>
-          <w:color w:val="000000"/>
-          <w:sz w:val="24"/>
-        </w:rPr>
-        <w:t xml:space="preserve"> Assessment work frequently requires combining information from permits, surveys, Engineering, and historical records to understand complete property history.  </w:t>
-      </w:r>
-    </w:p>
-    <w:p>
-      <w:pPr>
-        <w:pStyle w:val="ListParagraph"/>
-      </w:pPr>
-      <w:r>
-        <w:rPr>
-          <w:rFonts w:ascii="Aptos" w:hAnsi="Aptos"/>
-          <w:b/>
-          <w:i w:val="0"/>
-          <w:color w:val="000000"/>
-          <w:sz w:val="24"/>
-        </w:rPr>
-        <w:t>Subdivision Tracking:</w:t>
+        <w:rPr/>
+        <w:t xml:space="preserve"> </w:t>
       </w:r>
       <w:r>
-        <w:rPr>
-          <w:rFonts w:ascii="Aptos" w:hAnsi="Aptos"/>
-          <w:b w:val="0"/>
-          <w:i w:val="0"/>
-          <w:color w:val="000000"/>
-          <w:sz w:val="24"/>
-        </w:rPr>
-        <w:t xml:space="preserve"> Following parcel history after resubdivisions requires coordination with Engineering and County mapping records.  </w:t>
-      </w:r>
-    </w:p>
-    <w:p>
-      <w:pPr>
-        <w:pStyle w:val="ListParagraph"/>
-      </w:pPr>
-      <w:r>
-        <w:rPr>
-          <w:rFonts w:ascii="Aptos" w:hAnsi="Aptos"/>
-          <w:b/>
-          <w:i w:val="0"/>
-          <w:color w:val="000000"/>
-          <w:sz w:val="24"/>
-        </w:rPr>
-        <w:t>Permit Dependency:</w:t>
+        <w:rPr/>
+        <w:t>Permit</w:t>
       </w:r>
       <w:r>
-        <w:rPr>
-          <w:rFonts w:ascii="Aptos" w:hAnsi="Aptos"/>
-          <w:b w:val="0"/>
-          <w:i w:val="0"/>
-          <w:color w:val="000000"/>
-          <w:sz w:val="24"/>
-        </w:rPr>
-        <w:t xml:space="preserve"> Assessment activities depend heavily on permit activity to identify changes affecting assessed value, although unpermitted improvements can still occur.  </w:t>
+        <w:rPr/>
+        <w:t xml:space="preserve"> monitoring and field review activities vary throughout the year based on the assessment calendar.  </w:t>
       </w:r>
-    </w:p>
-    <w:p>
-      <w:pPr>
-        <w:pStyle w:val="ListParagraph"/>
-      </w:pPr>
-      <w:r>
-        <w:rPr>
-          <w:rFonts w:ascii="Aptos" w:hAnsi="Aptos"/>
-          <w:b/>
-          <w:i w:val="0"/>
-          <w:color w:val="000000"/>
-          <w:sz w:val="24"/>
-        </w:rPr>
-        <w:t>Seasonal Workload:</w:t>
-      </w:r>
-      <w:r>
-        <w:rPr>
-          <w:rFonts w:ascii="Aptos" w:hAnsi="Aptos"/>
-          <w:b w:val="0"/>
-          <w:i w:val="0"/>
-          <w:color w:val="000000"/>
-          <w:sz w:val="24"/>
-        </w:rPr>
-        <w:t xml:space="preserve"> Assessment activities vary throughout the year based on tax deadlines, permit volume, and market activity.  </w:t>
-      </w:r>
-    </w:p>
-    <w:p>
-      <w:pPr/>
     </w:p>
     <w:p>
       <w:pPr>
@@ -1411,7 +1208,7 @@
       <w:r>
         <w:rPr>
           <w:rFonts w:ascii="Aptos" w:hAnsi="Aptos"/>
-          <w:b/>
+          <w:b w:val="0"/>
           <w:i w:val="0"/>
           <w:color w:val="000000"/>
           <w:sz w:val="24"/>
@@ -1500,8 +1297,46 @@
       </w:pPr>
       <w:r>
         <w:rPr>
+          <w:b/>
+        </w:rPr>
+        <w:t>Improved Property Research:</w:t>
+      </w:r>
+      <w:r>
+        <w:rPr/>
+        <w:t xml:space="preserve"> Reduce the amount of searching required across multiple sources when researching property history.</w:t>
+      </w:r>
+    </w:p>
+    <w:p>
+      <w:pPr>
+        <w:pStyle w:val="ListParagraph"/>
+      </w:pPr>
+      <w:r>
+        <w:rPr>
+          <w:b/>
+        </w:rPr>
+        <w:t>Improved Parcel Information:</w:t>
+      </w:r>
+      <w:r>
+        <w:rPr/>
+        <w:t xml:space="preserve"> Improve access to parcel history following </w:t>
+      </w:r>
+      <w:r>
+        <w:rPr/>
+        <w:t>resubdivisions</w:t>
+      </w:r>
+      <w:r>
+        <w:rPr/>
+        <w:t>.</w:t>
+      </w:r>
+    </w:p>
+    <w:p>
+      <w:pPr>
+        <w:pStyle w:val="ListParagraph"/>
+      </w:pPr>
+      <w:r>
+        <w:rPr>
           <w:rFonts w:ascii="Aptos" w:hAnsi="Aptos"/>
-          <w:b/>
+          <w:b w:val="0"/>
           <w:i w:val="0"/>
           <w:color w:val="000000"/>
           <w:sz w:val="24"/>
@@ -1515,351 +1350,18 @@
       </w:pPr>
       <w:r>
         <w:rPr>
-          <w:rFonts w:ascii="Aptos" w:hAnsi="Aptos"/>
           <w:b/>
-          <w:i w:val="0"/>
-          <w:color w:val="000000"/>
-          <w:sz w:val="24"/>
         </w:rPr>
-        <w:t>Improved Interdepartmental Coordination:</w:t>
+        <w:t>Improved Department Coordination:</w:t>
       </w:r>
       <w:r>
-        <w:rPr>
-          <w:rFonts w:ascii="Aptos" w:hAnsi="Aptos"/>
-          <w:b w:val="0"/>
-          <w:i w:val="0"/>
-          <w:color w:val="000000"/>
-          <w:sz w:val="24"/>
-        </w:rPr>
-        <w:t xml:space="preserve"> Continue improving coordination with Engineering, Code Enforcement, and other departments involved in property changes.  </w:t>
-      </w:r>
-    </w:p>
-    <w:p>
-      <w:pPr>
-        <w:pStyle w:val="ListParagraph"/>
-      </w:pPr>
-      <w:r>
-        <w:rPr>
-          <w:rFonts w:ascii="Aptos" w:hAnsi="Aptos"/>
-          <w:b/>
-          <w:i w:val="0"/>
-          <w:color w:val="000000"/>
-          <w:sz w:val="24"/>
-        </w:rPr>
-        <w:t>Better Property Research:</w:t>
+        <w:rPr/>
+        <w:t xml:space="preserve"> Continue improving coordination with Engineering and other departments involved in property information</w:t>
       </w:r>
       <w:r>
-        <w:rPr>
-          <w:rFonts w:ascii="Aptos" w:hAnsi="Aptos"/>
-          <w:b w:val="0"/>
-          <w:i w:val="0"/>
-          <w:color w:val="000000"/>
-          <w:sz w:val="24"/>
-        </w:rPr>
-        <w:t xml:space="preserve"> Make historical property information easier to access when evaluating assessments and occupancy changes.  </w:t>
+        <w:rPr/>
+        <w:t xml:space="preserve">.  </w:t>
       </w:r>
-    </w:p>
-    <w:p>
-      <w:pPr>
-        <w:pStyle w:val="ListParagraph"/>
-      </w:pPr>
-      <w:r>
-        <w:rPr>
-          <w:rFonts w:ascii="Aptos" w:hAnsi="Aptos"/>
-          <w:b/>
-          <w:i w:val="0"/>
-          <w:color w:val="000000"/>
-          <w:sz w:val="24"/>
-        </w:rPr>
-        <w:t>Improved Parcel Tracking:</w:t>
-      </w:r>
-      <w:r>
-        <w:rPr>
-          <w:rFonts w:ascii="Aptos" w:hAnsi="Aptos"/>
-          <w:b w:val="0"/>
-          <w:i w:val="0"/>
-          <w:color w:val="000000"/>
-          <w:sz w:val="24"/>
-        </w:rPr>
-        <w:t xml:space="preserve"> Better track parcel history following subdivisions, lot alterations, and occupancy changes.</w:t>
-      </w:r>
-    </w:p>
-    <w:p>
-      <w:pPr>
-        <w:pStyle w:val="Heading3"/>
-      </w:pPr>
-      <w:r>
-        <w:rPr>
-          <w:rFonts w:ascii="Aptos" w:hAnsi="Aptos"/>
-          <w:b w:val="0"/>
-          <w:i w:val="0"/>
-          <w:color w:val="0F4761"/>
-          <w:sz w:val="28"/>
-        </w:rPr>
-        <w:t>NBD Discovery Session | NBD</w:t>
-      </w:r>
-      <w:r>
-        <w:rPr>
-          <w:rFonts w:ascii="Aptos" w:hAnsi="Aptos"/>
-          <w:b w:val="0"/>
-          <w:i w:val="0"/>
-          <w:color w:val="0F4761"/>
-          <w:sz w:val="28"/>
-        </w:rPr>
-        <w:t xml:space="preserve"> </w:t>
-      </w:r>
-    </w:p>
-    <w:p>
-      <w:pPr/>
-      <w:r>
-        <w:rPr>
-          <w:rFonts w:ascii="Aptos" w:hAnsi="Aptos"/>
-          <w:b w:val="0"/>
-          <w:i w:val="0"/>
-          <w:color w:val="000000"/>
-          <w:sz w:val="24"/>
-        </w:rPr>
-        <w:t>Tue Jun 29 ,11:00-12:00</w:t>
-      </w:r>
-    </w:p>
-    <w:p>
-      <w:pPr/>
-      <w:r>
-        <w:rPr>
-          <w:rFonts w:ascii="Aptos" w:hAnsi="Aptos"/>
-          <w:b/>
-          <w:i w:val="0"/>
-          <w:color w:val="000000"/>
-          <w:sz w:val="24"/>
-        </w:rPr>
-        <w:t xml:space="preserve">Attendees: </w:t>
-      </w:r>
-      <w:r>
-        <w:rPr>
-          <w:rFonts w:ascii="Aptos" w:hAnsi="Aptos"/>
-          <w:b w:val="0"/>
-          <w:i w:val="0"/>
-          <w:color w:val="000000"/>
-          <w:sz w:val="24"/>
-        </w:rPr>
-        <w:t>Michelle Sczpanski, Cimon Jordan, Madison Young, Kaylin Hubbard</w:t>
-      </w:r>
-    </w:p>
-    <w:p>
-      <w:pPr/>
-      <w:r>
-        <w:rPr>
-          <w:rFonts w:ascii="Aptos" w:hAnsi="Aptos"/>
-          <w:b/>
-          <w:i w:val="0"/>
-          <w:color w:val="000000"/>
-          <w:sz w:val="24"/>
-        </w:rPr>
-        <w:t xml:space="preserve">Absentees: </w:t>
-      </w:r>
-      <w:r>
-        <w:rPr>
-          <w:rFonts w:ascii="Aptos" w:hAnsi="Aptos"/>
-          <w:b w:val="0"/>
-          <w:i w:val="0"/>
-          <w:color w:val="000000"/>
-          <w:sz w:val="24"/>
-        </w:rPr>
-        <w:t>Manila Southmmavong, Patty Lynch, Adol Mayen</w:t>
-      </w:r>
-    </w:p>
-    <w:p>
-      <w:pPr/>
-    </w:p>
-    <w:p>
-      <w:pPr/>
-      <w:r>
-        <w:rPr>
-          <w:rFonts w:ascii="Aptos" w:hAnsi="Aptos"/>
-          <w:b/>
-          <w:i/>
-          <w:color w:val="000000"/>
-          <w:sz w:val="24"/>
-        </w:rPr>
-        <w:t xml:space="preserve">Role: </w:t>
-      </w:r>
-    </w:p>
-    <w:p>
-      <w:pPr/>
-      <w:r>
-        <w:rPr>
-          <w:rFonts w:ascii="Aptos" w:hAnsi="Aptos"/>
-          <w:b/>
-          <w:i/>
-          <w:color w:val="000000"/>
-          <w:sz w:val="24"/>
-        </w:rPr>
-        <w:t>Responsibility:</w:t>
-      </w:r>
-    </w:p>
-    <w:p>
-      <w:pPr/>
-      <w:r>
-        <w:rPr>
-          <w:rFonts w:ascii="Aptos" w:hAnsi="Aptos"/>
-          <w:b/>
-          <w:i/>
-          <w:color w:val="000000"/>
-          <w:sz w:val="24"/>
-        </w:rPr>
-        <w:t>Process:</w:t>
-      </w:r>
-    </w:p>
-    <w:p>
-      <w:pPr/>
-      <w:r>
-        <w:rPr>
-          <w:rFonts w:ascii="Aptos" w:hAnsi="Aptos"/>
-          <w:b/>
-          <w:i/>
-          <w:color w:val="000000"/>
-          <w:sz w:val="24"/>
-        </w:rPr>
-        <w:t>Pain-Point:</w:t>
-      </w:r>
-    </w:p>
-    <w:p>
-      <w:pPr/>
-      <w:r>
-        <w:rPr>
-          <w:rFonts w:ascii="Aptos" w:hAnsi="Aptos"/>
-          <w:b/>
-          <w:i/>
-          <w:color w:val="000000"/>
-          <w:sz w:val="24"/>
-        </w:rPr>
-        <w:t>Expectations:</w:t>
-      </w:r>
-    </w:p>
-    <w:p>
-      <w:pPr>
-        <w:pStyle w:val="Heading3"/>
-      </w:pPr>
-      <w:r>
-        <w:rPr>
-          <w:rFonts w:ascii="Aptos" w:hAnsi="Aptos"/>
-          <w:b w:val="0"/>
-          <w:i w:val="0"/>
-          <w:color w:val="0F4761"/>
-          <w:sz w:val="28"/>
-        </w:rPr>
-        <w:t>CPC Discovery Session | CPC</w:t>
-      </w:r>
-    </w:p>
-    <w:p>
-      <w:pPr/>
-      <w:r>
-        <w:rPr>
-          <w:rFonts w:ascii="Aptos" w:hAnsi="Aptos"/>
-          <w:b w:val="0"/>
-          <w:i w:val="0"/>
-          <w:color w:val="000000"/>
-          <w:sz w:val="24"/>
-        </w:rPr>
-        <w:t>Tue Jun 29, 3:30-4:30</w:t>
-      </w:r>
-    </w:p>
-    <w:p>
-      <w:pPr/>
-      <w:r>
-        <w:rPr>
-          <w:rFonts w:ascii="Aptos" w:hAnsi="Aptos"/>
-          <w:b/>
-          <w:i w:val="0"/>
-          <w:color w:val="000000"/>
-          <w:sz w:val="24"/>
-        </w:rPr>
-        <w:t xml:space="preserve">Attendees: </w:t>
-      </w:r>
-    </w:p>
-    <w:p>
-      <w:pPr/>
-      <w:r>
-        <w:rPr>
-          <w:rFonts w:ascii="Aptos" w:hAnsi="Aptos"/>
-          <w:b/>
-          <w:i w:val="0"/>
-          <w:color w:val="000000"/>
-          <w:sz w:val="24"/>
-        </w:rPr>
-        <w:t xml:space="preserve">Absentees: </w:t>
-      </w:r>
-    </w:p>
-    <w:p>
-      <w:pPr/>
-    </w:p>
-    <w:p>
-      <w:pPr/>
-      <w:r>
-        <w:rPr>
-          <w:rFonts w:ascii="Aptos" w:hAnsi="Aptos"/>
-          <w:b/>
-          <w:i/>
-          <w:color w:val="000000"/>
-          <w:sz w:val="24"/>
-        </w:rPr>
-        <w:t>Role:</w:t>
-      </w:r>
-    </w:p>
-    <w:p>
-      <w:pPr/>
-      <w:r>
-        <w:rPr>
-          <w:rFonts w:ascii="Aptos" w:hAnsi="Aptos"/>
-          <w:b/>
-          <w:i/>
-          <w:color w:val="000000"/>
-          <w:sz w:val="24"/>
-        </w:rPr>
-        <w:t>Responsibility:</w:t>
-      </w:r>
-    </w:p>
-    <w:p>
-      <w:pPr/>
-      <w:r>
-        <w:rPr>
-          <w:rFonts w:ascii="Aptos" w:hAnsi="Aptos"/>
-          <w:b/>
-          <w:i/>
-          <w:color w:val="000000"/>
-          <w:sz w:val="24"/>
-        </w:rPr>
-        <w:t>Process:</w:t>
-      </w:r>
-    </w:p>
-    <w:p>
-      <w:pPr/>
-      <w:r>
-        <w:rPr>
-          <w:rFonts w:ascii="Aptos" w:hAnsi="Aptos"/>
-          <w:b/>
-          <w:i/>
-          <w:color w:val="000000"/>
-          <w:sz w:val="24"/>
-        </w:rPr>
-        <w:t>Pain-Point:</w:t>
-      </w:r>
-    </w:p>
-    <w:p>
-      <w:pPr/>
-      <w:r>
-        <w:rPr>
-          <w:rFonts w:ascii="Aptos" w:hAnsi="Aptos"/>
-          <w:b/>
-          <w:i/>
-          <w:color w:val="000000"/>
-          <w:sz w:val="24"/>
-        </w:rPr>
-        <w:t>Expectations:</w:t>
-      </w:r>
-    </w:p>
-    <w:p>
-      <w:pPr/>
     </w:p>
     <w:sectPr>
       <w:pgSz w:w="12240" w:h="15840"/>

--- a/round1/output/docx_sections/Assessment Assessment Supervisors.docx
+++ b/round1/output/docx_sections/Assessment Assessment Supervisors.docx
@@ -1198,7 +1198,17 @@
           <w:color w:val="0F4761"/>
           <w:sz w:val="28"/>
         </w:rPr>
-        <w:t>Expectations:</w:t>
+        <w:t>Expect</w:t>
+      </w:r>
+      <w:r>
+        <w:rPr>
+          <w:rFonts w:ascii="Aptos" w:hAnsi="Aptos"/>
+          <w:b w:val="0"/>
+          <w:i w:val="0"/>
+          <w:color w:val="0F4761"/>
+          <w:sz w:val="28"/>
+        </w:rPr>
+        <w:t>ation:</w:t>
       </w:r>
     </w:p>
     <w:p>
